--- a/jagannatha-vallabha/Jagannatha-Vallabha-ru-full.docx
+++ b/jagannatha-vallabha/Jagannatha-Vallabha-ru-full.docx
@@ -1939,7 +1939,7 @@
         <w:t>9</w:t>
       </w:r>
       <w:r>
-        <w:t>, славит его под видом гула катящихся высоких волн; ум небожителей так пришит к нему жертвоприношениями, что он непрестанно совершает, что они, под видом изваяний, не покидают его двора.</w:t>
+        <w:t>, славит его под видом гула катящихся высоких волн; ум небожителей так пришит к нему жертвоприношениями, что он непрестанно совершает, что они, в образе священных изображений (пратима) не покидают его двора.</w:t>
       </w:r>
     </w:p>
     <w:p>
@@ -5045,7 +5045,21 @@
         <w:rPr>
           <w:sz w:val="18"/>
         </w:rPr>
-        <w:t>…»); переведено по смыслу.</w:t>
+        <w:t>…»); переведено по смыслу. Возможно и иное понимание сложного слова: сам Бхавананда назван «владыкой земли» (</w:t>
+      </w:r>
+      <w:r>
+        <w:rPr>
+          <w:b w:val="0"/>
+          <w:i/>
+          <w:sz w:val="18"/>
+        </w:rPr>
+        <w:t>притхвишвара</w:t>
+      </w:r>
+      <w:r>
+        <w:rPr>
+          <w:sz w:val="18"/>
+        </w:rPr>
+        <w:t>), то есть правителем.</w:t>
       </w:r>
     </w:p>
     <w:p>
